--- a/pr-preview/pr-307/chapters/defining-terms-tracked-changes.docx
+++ b/pr-preview/pr-307/chapters/defining-terms-tracked-changes.docx
@@ -22,11 +22,61 @@
     </w:p>
     <w:p>
       <w:pPr>
+        <w:pStyle w:val="FirstParagraph"/>
+      </w:pPr>
+      <w:del w:id="2" w:author="PR Preview" w:date="2026-01-01T00:00:00Z">
+        <w:r>
+          <w:delText xml:space="preserve">Clear definitions are essential to effective scientific writing.</w:delText>
+        </w:r>
+      </w:del>
+      <w:del w:id="3" w:author="PR Preview" w:date="2026-01-01T00:00:00Z">
+        <w:r>
+          <w:delText xml:space="preserve"> </w:delText>
+        </w:r>
+      </w:del>
+      <w:del w:id="4" w:author="PR Preview" w:date="2026-01-01T00:00:00Z">
+        <w:r>
+          <w:delText xml:space="preserve">Every specialized term should have an explicit,</w:delText>
+        </w:r>
+      </w:del>
+      <w:del w:id="5" w:author="PR Preview" w:date="2026-01-01T00:00:00Z">
+        <w:r>
+          <w:delText xml:space="preserve"> </w:delText>
+        </w:r>
+      </w:del>
+      <w:del w:id="6" w:author="PR Preview" w:date="2026-01-01T00:00:00Z">
+        <w:r>
+          <w:delText xml:space="preserve">concise definition immediately before or after its first use.</w:delText>
+        </w:r>
+      </w:del>
+      <w:del w:id="7" w:author="PR Preview" w:date="2026-01-01T00:00:00Z">
+        <w:r>
+          <w:delText xml:space="preserve"> </w:delText>
+        </w:r>
+      </w:del>
+      <w:del w:id="8" w:author="PR Preview" w:date="2026-01-01T00:00:00Z">
+        <w:r>
+          <w:delText xml:space="preserve">Readers should not need to search for the meaning of a term</w:delText>
+        </w:r>
+      </w:del>
+      <w:del w:id="9" w:author="PR Preview" w:date="2026-01-01T00:00:00Z">
+        <w:r>
+          <w:delText xml:space="preserve"> </w:delText>
+        </w:r>
+      </w:del>
+      <w:del w:id="10" w:author="PR Preview" w:date="2026-01-01T00:00:00Z">
+        <w:r>
+          <w:delText xml:space="preserve">or infer it from context alone. For example:</w:delText>
+        </w:r>
+      </w:del>
+    </w:p>
+    <w:p>
+      <w:pPr>
         <w:pStyle w:val="Date"/>
       </w:pPr>
-      <w:ins w:id="2" w:author="PR Preview" w:date="2026-01-01T00:00:00Z">
+      <w:ins w:id="11" w:author="PR Preview" w:date="2026-01-01T00:00:00Z">
         <w:r>
-          <w:t xml:space="preserve">Last modified: 2026-10-19 17:05:32 (PDT)</w:t>
+          <w:t xml:space="preserve">Last modified: 2026-10-19 17:13:10 (PDT)</w:t>
         </w:r>
       </w:ins>
     </w:p>
@@ -34,33 +84,51 @@
       <w:pPr>
         <w:pStyle w:val="FirstParagraph"/>
       </w:pPr>
-      <w:r>
-        <w:t xml:space="preserve">Clear definitions are essential to effective scientific writing.</w:t>
-      </w:r>
-      <w:r>
-        <w:t xml:space="preserve"> </w:t>
-      </w:r>
-      <w:r>
-        <w:t xml:space="preserve">Every specialized term should have an explicit,</w:t>
-      </w:r>
-      <w:r>
-        <w:t xml:space="preserve"> </w:t>
-      </w:r>
-      <w:r>
-        <w:t xml:space="preserve">concise definition immediately before or after its first use.</w:t>
-      </w:r>
-      <w:r>
-        <w:t xml:space="preserve"> </w:t>
-      </w:r>
-      <w:r>
-        <w:t xml:space="preserve">Readers should not need to search for the meaning of a term</w:t>
-      </w:r>
-      <w:r>
-        <w:t xml:space="preserve"> </w:t>
-      </w:r>
-      <w:r>
-        <w:t xml:space="preserve">or infer it from context alone. For example:</w:t>
-      </w:r>
+      <w:ins w:id="12" w:author="PR Preview" w:date="2026-01-01T00:00:00Z">
+        <w:r>
+          <w:t xml:space="preserve">Clear definitions are essential to effective scientific writing.</w:t>
+        </w:r>
+      </w:ins>
+      <w:ins w:id="13" w:author="PR Preview" w:date="2026-01-01T00:00:00Z">
+        <w:r>
+          <w:t xml:space="preserve"> </w:t>
+        </w:r>
+      </w:ins>
+      <w:ins w:id="14" w:author="PR Preview" w:date="2026-01-01T00:00:00Z">
+        <w:r>
+          <w:t xml:space="preserve">Every specialized term should have an explicit,</w:t>
+        </w:r>
+      </w:ins>
+      <w:ins w:id="15" w:author="PR Preview" w:date="2026-01-01T00:00:00Z">
+        <w:r>
+          <w:t xml:space="preserve"> </w:t>
+        </w:r>
+      </w:ins>
+      <w:ins w:id="16" w:author="PR Preview" w:date="2026-01-01T00:00:00Z">
+        <w:r>
+          <w:t xml:space="preserve">concise definition before its first use.</w:t>
+        </w:r>
+      </w:ins>
+      <w:ins w:id="17" w:author="PR Preview" w:date="2026-01-01T00:00:00Z">
+        <w:r>
+          <w:t xml:space="preserve"> </w:t>
+        </w:r>
+      </w:ins>
+      <w:ins w:id="18" w:author="PR Preview" w:date="2026-01-01T00:00:00Z">
+        <w:r>
+          <w:t xml:space="preserve">Readers should not need to search for the meaning of a term</w:t>
+        </w:r>
+      </w:ins>
+      <w:ins w:id="19" w:author="PR Preview" w:date="2026-01-01T00:00:00Z">
+        <w:r>
+          <w:t xml:space="preserve"> </w:t>
+        </w:r>
+      </w:ins>
+      <w:ins w:id="20" w:author="PR Preview" w:date="2026-01-01T00:00:00Z">
+        <w:r>
+          <w:t xml:space="preserve">or infer it from context alone. For example:</w:t>
+        </w:r>
+      </w:ins>
     </w:p>
     <w:bookmarkStart w:id="9" w:name="def-term"/>
     <w:p>
@@ -2153,7 +2221,7 @@
           <w:numId w:val="1001"/>
         </w:numPr>
       </w:pPr>
-      <w:del w:id="3" w:author="PR Preview" w:date="2026-01-01T00:00:00Z">
+      <w:del w:id="21" w:author="PR Preview" w:date="2026-01-01T00:00:00Z">
         <w:r>
           <w:rPr>
             <w:b/>
@@ -2162,12 +2230,12 @@
           <w:delText xml:space="preserve">Define terms at first use:</w:delText>
         </w:r>
       </w:del>
-      <w:del w:id="4" w:author="PR Preview" w:date="2026-01-01T00:00:00Z">
+      <w:del w:id="22" w:author="PR Preview" w:date="2026-01-01T00:00:00Z">
         <w:r>
           <w:delText xml:space="preserve"> </w:delText>
         </w:r>
       </w:del>
-      <w:del w:id="5" w:author="PR Preview" w:date="2026-01-01T00:00:00Z">
+      <w:del w:id="23" w:author="PR Preview" w:date="2026-01-01T00:00:00Z">
         <w:r>
           <w:delText xml:space="preserve">Place the definition immediately before or after the term’s first appearance.</w:delText>
         </w:r>
@@ -2180,7 +2248,7 @@
           <w:numId w:val="1001"/>
         </w:numPr>
       </w:pPr>
-      <w:ins w:id="6" w:author="PR Preview" w:date="2026-01-01T00:00:00Z">
+      <w:ins w:id="24" w:author="PR Preview" w:date="2026-01-01T00:00:00Z">
         <w:r>
           <w:rPr>
             <w:b/>
@@ -2189,43 +2257,43 @@
           <w:t xml:space="preserve">Define terms at first use:</w:t>
         </w:r>
       </w:ins>
-      <w:ins w:id="7" w:author="PR Preview" w:date="2026-01-01T00:00:00Z">
+      <w:ins w:id="25" w:author="PR Preview" w:date="2026-01-01T00:00:00Z">
         <w:r>
           <w:t xml:space="preserve"> </w:t>
         </w:r>
       </w:ins>
-      <w:ins w:id="8" w:author="PR Preview" w:date="2026-01-01T00:00:00Z">
+      <w:ins w:id="26" w:author="PR Preview" w:date="2026-01-01T00:00:00Z">
         <w:r>
           <w:t xml:space="preserve">Place the definition of a term before the first definition, theorem or passage that relies on it,</w:t>
         </w:r>
       </w:ins>
-      <w:ins w:id="9" w:author="PR Preview" w:date="2026-01-01T00:00:00Z">
+      <w:ins w:id="27" w:author="PR Preview" w:date="2026-01-01T00:00:00Z">
         <w:r>
           <w:t xml:space="preserve"> </w:t>
         </w:r>
       </w:ins>
-      <w:ins w:id="10" w:author="PR Preview" w:date="2026-01-01T00:00:00Z">
+      <w:ins w:id="28" w:author="PR Preview" w:date="2026-01-01T00:00:00Z">
         <w:r>
           <w:t xml:space="preserve">so that every link to a definition points backward rather than forward</w:t>
         </w:r>
       </w:ins>
-      <w:ins w:id="11" w:author="PR Preview" w:date="2026-01-01T00:00:00Z">
+      <w:ins w:id="29" w:author="PR Preview" w:date="2026-01-01T00:00:00Z">
         <w:r>
           <w:t xml:space="preserve"> </w:t>
         </w:r>
       </w:ins>
-      <w:ins w:id="12" w:author="PR Preview" w:date="2026-01-01T00:00:00Z">
+      <w:ins w:id="30" w:author="PR Preview" w:date="2026-01-01T00:00:00Z">
         <w:r>
           <w:t xml:space="preserve">(see</w:t>
         </w:r>
       </w:ins>
-      <w:ins w:id="13" w:author="PR Preview" w:date="2026-01-01T00:00:00Z">
+      <w:ins w:id="31" w:author="PR Preview" w:date="2026-01-01T00:00:00Z">
         <w:r>
           <w:t xml:space="preserve"> </w:t>
         </w:r>
       </w:ins>
       <w:hyperlink r:id="rId16">
-        <w:ins w:id="14" w:author="PR Preview" w:date="2026-01-01T00:00:00Z">
+        <w:ins w:id="32" w:author="PR Preview" w:date="2026-01-01T00:00:00Z">
           <w:r>
             <w:rPr>
               <w:rStyle w:val="Hyperlink"/>
@@ -2234,37 +2302,37 @@
           </w:r>
         </w:ins>
       </w:hyperlink>
-      <w:ins w:id="15" w:author="PR Preview" w:date="2026-01-01T00:00:00Z">
+      <w:ins w:id="33" w:author="PR Preview" w:date="2026-01-01T00:00:00Z">
         <w:r>
           <w:t xml:space="preserve">).</w:t>
         </w:r>
       </w:ins>
-      <w:ins w:id="16" w:author="PR Preview" w:date="2026-01-01T00:00:00Z">
+      <w:ins w:id="34" w:author="PR Preview" w:date="2026-01-01T00:00:00Z">
         <w:r>
           <w:t xml:space="preserve"> </w:t>
         </w:r>
       </w:ins>
-      <w:ins w:id="17" w:author="PR Preview" w:date="2026-01-01T00:00:00Z">
+      <w:ins w:id="35" w:author="PR Preview" w:date="2026-01-01T00:00:00Z">
         <w:r>
           <w:t xml:space="preserve">When a definition or theorem uses a term whose definition comes later in the document,</w:t>
         </w:r>
       </w:ins>
-      <w:ins w:id="18" w:author="PR Preview" w:date="2026-01-01T00:00:00Z">
+      <w:ins w:id="36" w:author="PR Preview" w:date="2026-01-01T00:00:00Z">
         <w:r>
           <w:t xml:space="preserve"> </w:t>
         </w:r>
       </w:ins>
-      <w:ins w:id="19" w:author="PR Preview" w:date="2026-01-01T00:00:00Z">
+      <w:ins w:id="37" w:author="PR Preview" w:date="2026-01-01T00:00:00Z">
         <w:r>
           <w:t xml:space="preserve">reorder the content so the definition comes first;</w:t>
         </w:r>
       </w:ins>
-      <w:ins w:id="20" w:author="PR Preview" w:date="2026-01-01T00:00:00Z">
+      <w:ins w:id="38" w:author="PR Preview" w:date="2026-01-01T00:00:00Z">
         <w:r>
           <w:t xml:space="preserve"> </w:t>
         </w:r>
       </w:ins>
-      <w:ins w:id="21" w:author="PR Preview" w:date="2026-01-01T00:00:00Z">
+      <w:ins w:id="39" w:author="PR Preview" w:date="2026-01-01T00:00:00Z">
         <w:r>
           <w:t xml:space="preserve">do not remove the hyperlink to hide the forward reference.</w:t>
         </w:r>
@@ -7606,67 +7674,67 @@
       <w:pPr>
         <w:pStyle w:val="FirstParagraph"/>
       </w:pPr>
-      <w:del w:id="22" w:author="PR Preview" w:date="2026-01-01T00:00:00Z">
+      <w:del w:id="40" w:author="PR Preview" w:date="2026-01-01T00:00:00Z">
         <w:r>
           <w:delText xml:space="preserve">When a concept has special cases,</w:delText>
         </w:r>
       </w:del>
-      <w:del w:id="23" w:author="PR Preview" w:date="2026-01-01T00:00:00Z">
+      <w:del w:id="41" w:author="PR Preview" w:date="2026-01-01T00:00:00Z">
         <w:r>
           <w:delText xml:space="preserve"> </w:delText>
         </w:r>
       </w:del>
-      <w:del w:id="24" w:author="PR Preview" w:date="2026-01-01T00:00:00Z">
+      <w:del w:id="42" w:author="PR Preview" w:date="2026-01-01T00:00:00Z">
         <w:r>
           <w:delText xml:space="preserve">write the general definition first and compactly,</w:delText>
         </w:r>
       </w:del>
-      <w:del w:id="25" w:author="PR Preview" w:date="2026-01-01T00:00:00Z">
+      <w:del w:id="43" w:author="PR Preview" w:date="2026-01-01T00:00:00Z">
         <w:r>
           <w:delText xml:space="preserve"> </w:delText>
         </w:r>
       </w:del>
-      <w:del w:id="26" w:author="PR Preview" w:date="2026-01-01T00:00:00Z">
+      <w:del w:id="44" w:author="PR Preview" w:date="2026-01-01T00:00:00Z">
         <w:r>
           <w:delText xml:space="preserve">then one example block per special case,</w:delText>
         </w:r>
       </w:del>
-      <w:del w:id="27" w:author="PR Preview" w:date="2026-01-01T00:00:00Z">
+      <w:del w:id="45" w:author="PR Preview" w:date="2026-01-01T00:00:00Z">
         <w:r>
           <w:delText xml:space="preserve"> </w:delText>
         </w:r>
       </w:del>
-      <w:del w:id="28" w:author="PR Preview" w:date="2026-01-01T00:00:00Z">
+      <w:del w:id="46" w:author="PR Preview" w:date="2026-01-01T00:00:00Z">
         <w:r>
           <w:delText xml:space="preserve">ordered from the most general to the most specific.</w:delText>
         </w:r>
       </w:del>
-      <w:del w:id="29" w:author="PR Preview" w:date="2026-01-01T00:00:00Z">
+      <w:del w:id="47" w:author="PR Preview" w:date="2026-01-01T00:00:00Z">
         <w:r>
           <w:delText xml:space="preserve"> </w:delText>
         </w:r>
       </w:del>
-      <w:del w:id="30" w:author="PR Preview" w:date="2026-01-01T00:00:00Z">
+      <w:del w:id="48" w:author="PR Preview" w:date="2026-01-01T00:00:00Z">
         <w:r>
           <w:delText xml:space="preserve">Put any commentary in a remark block after them.</w:delText>
         </w:r>
       </w:del>
-      <w:del w:id="31" w:author="PR Preview" w:date="2026-01-01T00:00:00Z">
+      <w:del w:id="49" w:author="PR Preview" w:date="2026-01-01T00:00:00Z">
         <w:r>
           <w:delText xml:space="preserve"> </w:delText>
         </w:r>
       </w:del>
-      <w:del w:id="32" w:author="PR Preview" w:date="2026-01-01T00:00:00Z">
+      <w:del w:id="50" w:author="PR Preview" w:date="2026-01-01T00:00:00Z">
         <w:r>
           <w:delText xml:space="preserve">For example, a statistics text that defines the residual sum of squares</w:delText>
         </w:r>
       </w:del>
-      <w:del w:id="33" w:author="PR Preview" w:date="2026-01-01T00:00:00Z">
+      <w:del w:id="51" w:author="PR Preview" w:date="2026-01-01T00:00:00Z">
         <w:r>
           <w:delText xml:space="preserve"> </w:delText>
         </w:r>
       </w:del>
-      <w:del w:id="34" w:author="PR Preview" w:date="2026-01-01T00:00:00Z">
+      <w:del w:id="52" w:author="PR Preview" w:date="2026-01-01T00:00:00Z">
         <w:r>
           <w:delText xml:space="preserve">would give these blocks, in this order:</w:delText>
         </w:r>
@@ -7676,99 +7744,9 @@
       <w:pPr>
         <w:pStyle w:val="FirstParagraph"/>
       </w:pPr>
-      <w:ins w:id="35" w:author="PR Preview" w:date="2026-01-01T00:00:00Z">
+      <w:ins w:id="53" w:author="PR Preview" w:date="2026-01-01T00:00:00Z">
         <w:r>
           <w:t xml:space="preserve">When a concept has special cases,</w:t>
-        </w:r>
-      </w:ins>
-      <w:ins w:id="36" w:author="PR Preview" w:date="2026-01-01T00:00:00Z">
-        <w:r>
-          <w:t xml:space="preserve"> </w:t>
-        </w:r>
-      </w:ins>
-      <w:ins w:id="37" w:author="PR Preview" w:date="2026-01-01T00:00:00Z">
-        <w:r>
-          <w:t xml:space="preserve">write the general definition first and compactly,</w:t>
-        </w:r>
-      </w:ins>
-      <w:ins w:id="38" w:author="PR Preview" w:date="2026-01-01T00:00:00Z">
-        <w:r>
-          <w:t xml:space="preserve"> </w:t>
-        </w:r>
-      </w:ins>
-      <w:ins w:id="39" w:author="PR Preview" w:date="2026-01-01T00:00:00Z">
-        <w:r>
-          <w:t xml:space="preserve">then one example block per special case,</w:t>
-        </w:r>
-      </w:ins>
-      <w:ins w:id="40" w:author="PR Preview" w:date="2026-01-01T00:00:00Z">
-        <w:r>
-          <w:t xml:space="preserve"> </w:t>
-        </w:r>
-      </w:ins>
-      <w:ins w:id="41" w:author="PR Preview" w:date="2026-01-01T00:00:00Z">
-        <w:r>
-          <w:t xml:space="preserve">ordered from the most general to the most specific.</w:t>
-        </w:r>
-      </w:ins>
-      <w:ins w:id="42" w:author="PR Preview" w:date="2026-01-01T00:00:00Z">
-        <w:r>
-          <w:t xml:space="preserve"> </w:t>
-        </w:r>
-      </w:ins>
-      <w:ins w:id="43" w:author="PR Preview" w:date="2026-01-01T00:00:00Z">
-        <w:r>
-          <w:t xml:space="preserve">Put any commentary in a remark block after them.</w:t>
-        </w:r>
-      </w:ins>
-      <w:ins w:id="44" w:author="PR Preview" w:date="2026-01-01T00:00:00Z">
-        <w:r>
-          <w:t xml:space="preserve"> </w:t>
-        </w:r>
-      </w:ins>
-      <w:ins w:id="45" w:author="PR Preview" w:date="2026-01-01T00:00:00Z">
-        <w:r>
-          <w:t xml:space="preserve">When the special cases have their own definitions,</w:t>
-        </w:r>
-      </w:ins>
-      <w:ins w:id="46" w:author="PR Preview" w:date="2026-01-01T00:00:00Z">
-        <w:r>
-          <w:t xml:space="preserve"> </w:t>
-        </w:r>
-      </w:ins>
-      <w:ins w:id="47" w:author="PR Preview" w:date="2026-01-01T00:00:00Z">
-        <w:r>
-          <w:t xml:space="preserve">define the general concept first from prerequisite terms defined before it,</w:t>
-        </w:r>
-      </w:ins>
-      <w:ins w:id="48" w:author="PR Preview" w:date="2026-01-01T00:00:00Z">
-        <w:r>
-          <w:t xml:space="preserve"> </w:t>
-        </w:r>
-      </w:ins>
-      <w:ins w:id="49" w:author="PR Preview" w:date="2026-01-01T00:00:00Z">
-        <w:r>
-          <w:t xml:space="preserve">and then define the special cases after it.</w:t>
-        </w:r>
-      </w:ins>
-      <w:ins w:id="50" w:author="PR Preview" w:date="2026-01-01T00:00:00Z">
-        <w:r>
-          <w:t xml:space="preserve"> </w:t>
-        </w:r>
-      </w:ins>
-      <w:ins w:id="51" w:author="PR Preview" w:date="2026-01-01T00:00:00Z">
-        <w:r>
-          <w:t xml:space="preserve">Do not define the general concept by listing the special-case definitions that follow it,</w:t>
-        </w:r>
-      </w:ins>
-      <w:ins w:id="52" w:author="PR Preview" w:date="2026-01-01T00:00:00Z">
-        <w:r>
-          <w:t xml:space="preserve"> </w:t>
-        </w:r>
-      </w:ins>
-      <w:ins w:id="53" w:author="PR Preview" w:date="2026-01-01T00:00:00Z">
-        <w:r>
-          <w:t xml:space="preserve">or move the general definition after its special cases:</w:t>
         </w:r>
       </w:ins>
       <w:ins w:id="54" w:author="PR Preview" w:date="2026-01-01T00:00:00Z">
@@ -7778,7 +7756,7 @@
       </w:ins>
       <w:ins w:id="55" w:author="PR Preview" w:date="2026-01-01T00:00:00Z">
         <w:r>
-          <w:t xml:space="preserve">define the prerequisite terms first</w:t>
+          <w:t xml:space="preserve">write the general definition first and compactly,</w:t>
         </w:r>
       </w:ins>
       <w:ins w:id="56" w:author="PR Preview" w:date="2026-01-01T00:00:00Z">
@@ -7788,7 +7766,7 @@
       </w:ins>
       <w:ins w:id="57" w:author="PR Preview" w:date="2026-01-01T00:00:00Z">
         <w:r>
-          <w:t xml:space="preserve">(for example, define lower and upper bounds first,</w:t>
+          <w:t xml:space="preserve">then one example block per special case,</w:t>
         </w:r>
       </w:ins>
       <w:ins w:id="58" w:author="PR Preview" w:date="2026-01-01T00:00:00Z">
@@ -7798,7 +7776,7 @@
       </w:ins>
       <w:ins w:id="59" w:author="PR Preview" w:date="2026-01-01T00:00:00Z">
         <w:r>
-          <w:t xml:space="preserve">then define an interval as a subset of the real numbers between two bounds,</w:t>
+          <w:t xml:space="preserve">ordered from the most general to the most specific.</w:t>
         </w:r>
       </w:ins>
       <w:ins w:id="60" w:author="PR Preview" w:date="2026-01-01T00:00:00Z">
@@ -7808,7 +7786,7 @@
       </w:ins>
       <w:ins w:id="61" w:author="PR Preview" w:date="2026-01-01T00:00:00Z">
         <w:r>
-          <w:t xml:space="preserve">possibly including one or both bounds,</w:t>
+          <w:t xml:space="preserve">Put any commentary in a remark block after them.</w:t>
         </w:r>
       </w:ins>
       <w:ins w:id="62" w:author="PR Preview" w:date="2026-01-01T00:00:00Z">
@@ -7818,7 +7796,7 @@
       </w:ins>
       <w:ins w:id="63" w:author="PR Preview" w:date="2026-01-01T00:00:00Z">
         <w:r>
-          <w:t xml:space="preserve">and then define closed, open and half-open intervals).</w:t>
+          <w:t xml:space="preserve">When the special cases have their own definitions,</w:t>
         </w:r>
       </w:ins>
       <w:ins w:id="64" w:author="PR Preview" w:date="2026-01-01T00:00:00Z">
@@ -7828,7 +7806,7 @@
       </w:ins>
       <w:ins w:id="65" w:author="PR Preview" w:date="2026-01-01T00:00:00Z">
         <w:r>
-          <w:t xml:space="preserve">For example, a statistics text that defines the residual sum of squares</w:t>
+          <w:t xml:space="preserve">define the general concept first from prerequisite terms defined before it,</w:t>
         </w:r>
       </w:ins>
       <w:ins w:id="66" w:author="PR Preview" w:date="2026-01-01T00:00:00Z">
@@ -7837,6 +7815,96 @@
         </w:r>
       </w:ins>
       <w:ins w:id="67" w:author="PR Preview" w:date="2026-01-01T00:00:00Z">
+        <w:r>
+          <w:t xml:space="preserve">and then define the special cases after it.</w:t>
+        </w:r>
+      </w:ins>
+      <w:ins w:id="68" w:author="PR Preview" w:date="2026-01-01T00:00:00Z">
+        <w:r>
+          <w:t xml:space="preserve"> </w:t>
+        </w:r>
+      </w:ins>
+      <w:ins w:id="69" w:author="PR Preview" w:date="2026-01-01T00:00:00Z">
+        <w:r>
+          <w:t xml:space="preserve">Do not define the general concept by listing the special-case definitions that follow it,</w:t>
+        </w:r>
+      </w:ins>
+      <w:ins w:id="70" w:author="PR Preview" w:date="2026-01-01T00:00:00Z">
+        <w:r>
+          <w:t xml:space="preserve"> </w:t>
+        </w:r>
+      </w:ins>
+      <w:ins w:id="71" w:author="PR Preview" w:date="2026-01-01T00:00:00Z">
+        <w:r>
+          <w:t xml:space="preserve">or move the general definition after its special cases:</w:t>
+        </w:r>
+      </w:ins>
+      <w:ins w:id="72" w:author="PR Preview" w:date="2026-01-01T00:00:00Z">
+        <w:r>
+          <w:t xml:space="preserve"> </w:t>
+        </w:r>
+      </w:ins>
+      <w:ins w:id="73" w:author="PR Preview" w:date="2026-01-01T00:00:00Z">
+        <w:r>
+          <w:t xml:space="preserve">define the prerequisite terms first</w:t>
+        </w:r>
+      </w:ins>
+      <w:ins w:id="74" w:author="PR Preview" w:date="2026-01-01T00:00:00Z">
+        <w:r>
+          <w:t xml:space="preserve"> </w:t>
+        </w:r>
+      </w:ins>
+      <w:ins w:id="75" w:author="PR Preview" w:date="2026-01-01T00:00:00Z">
+        <w:r>
+          <w:t xml:space="preserve">(for example, define lower and upper bounds first,</w:t>
+        </w:r>
+      </w:ins>
+      <w:ins w:id="76" w:author="PR Preview" w:date="2026-01-01T00:00:00Z">
+        <w:r>
+          <w:t xml:space="preserve"> </w:t>
+        </w:r>
+      </w:ins>
+      <w:ins w:id="77" w:author="PR Preview" w:date="2026-01-01T00:00:00Z">
+        <w:r>
+          <w:t xml:space="preserve">then define an interval as a subset of the real numbers between two bounds,</w:t>
+        </w:r>
+      </w:ins>
+      <w:ins w:id="78" w:author="PR Preview" w:date="2026-01-01T00:00:00Z">
+        <w:r>
+          <w:t xml:space="preserve"> </w:t>
+        </w:r>
+      </w:ins>
+      <w:ins w:id="79" w:author="PR Preview" w:date="2026-01-01T00:00:00Z">
+        <w:r>
+          <w:t xml:space="preserve">possibly including one or both bounds,</w:t>
+        </w:r>
+      </w:ins>
+      <w:ins w:id="80" w:author="PR Preview" w:date="2026-01-01T00:00:00Z">
+        <w:r>
+          <w:t xml:space="preserve"> </w:t>
+        </w:r>
+      </w:ins>
+      <w:ins w:id="81" w:author="PR Preview" w:date="2026-01-01T00:00:00Z">
+        <w:r>
+          <w:t xml:space="preserve">and then define closed, open and half-open intervals).</w:t>
+        </w:r>
+      </w:ins>
+      <w:ins w:id="82" w:author="PR Preview" w:date="2026-01-01T00:00:00Z">
+        <w:r>
+          <w:t xml:space="preserve"> </w:t>
+        </w:r>
+      </w:ins>
+      <w:ins w:id="83" w:author="PR Preview" w:date="2026-01-01T00:00:00Z">
+        <w:r>
+          <w:t xml:space="preserve">For example, a statistics text that defines the residual sum of squares</w:t>
+        </w:r>
+      </w:ins>
+      <w:ins w:id="84" w:author="PR Preview" w:date="2026-01-01T00:00:00Z">
+        <w:r>
+          <w:t xml:space="preserve"> </w:t>
+        </w:r>
+      </w:ins>
+      <w:ins w:id="85" w:author="PR Preview" w:date="2026-01-01T00:00:00Z">
         <w:r>
           <w:t xml:space="preserve">would give these blocks, in this order:</w:t>
         </w:r>
